--- a/docs/DOC-039 — Operational Materialization Interpretation Capability.docx
+++ b/docs/DOC-039 — Operational Materialization Interpretation Capability.docx
@@ -75,8 +75,8 @@
         <w:rPr>
           <w:rtl w:val="0"/>
         </w:rPr>
-        <w:t xml:space="preserve"> Approved </w:t>
-        <w:br w:type="textWrapping"/>
+        <w:t xml:space="preserve"> Deprecated </w:t>
+        <w:br/>
       </w:r>
       <w:r>
         <w:rPr>
@@ -107,6 +107,32 @@
         <w:rPr>
           <w:rtl w:val="0"/>
         </w:rPr>
+      </w:r>
+    </w:p>
+    <w:p>
+      <w:pPr>
+        <w:pStyle w:val="Heading2"/>
+      </w:pPr>
+      <w:r>
+        <w:t>0. Disposición vigente de recuperación arquitectónica</w:t>
+      </w:r>
+    </w:p>
+    <w:p>
+      <w:pPr/>
+      <w:r>
+        <w:t>DOC-039 queda en estado Deprecated y se conserva por trazabilidad. Su contrato implementado continúa siendo evidencia técnica válida, pero no forma parte de la navegación arquitectónica canónica vigente y no se ha demostrado un consumidor real que necesite su resultado.</w:t>
+      </w:r>
+    </w:p>
+    <w:p>
+      <w:pPr/>
+      <w:r>
+        <w:t>No deberá inferirse una secuencia obligatoria DOC-038 → DOC-039 → DOC-040. DOC-040 consume directamente uno o más OperationalMaterialization y no requiere OperationalMaterializationInterpretation.</w:t>
+      </w:r>
+    </w:p>
+    <w:p>
+      <w:pPr/>
+      <w:r>
+        <w:t>Las afirmaciones históricas de este documento sobre consumidores posteriores, posición canónica o necesidad independiente se interpretan subordinadas a esta disposición. Cualquier reactivación futura deberá demostrar una necesidad contractual actual mediante el proceso arquitectónico vigente.</w:t>
       </w:r>
     </w:p>
     <w:p>
